--- a/docker/docmosis/templates/CV-UNS-DEC-ENG-01301.docx
+++ b/docker/docmosis/templates/CV-UNS-DEC-ENG-01301.docx
@@ -1382,7 +1382,19 @@
         <w:rPr>
           <w:rFonts w:ascii="Arial" w:hAnsi="Arial" w:cs="Arial"/>
         </w:rPr>
-        <w:t>Where this order, or any rule or practice direction, requires a party to file or serve a document which can be uploaded to the digital portal the document must be uploaded to the digital portal (and need not separately be filed or served).</w:t>
+        <w:t xml:space="preserve">Where this </w:t>
+      </w:r>
+      <w:r>
+        <w:rPr>
+          <w:rFonts w:ascii="Arial" w:hAnsi="Arial" w:cs="Arial"/>
+        </w:rPr>
+        <w:t>O</w:t>
+      </w:r>
+      <w:r>
+        <w:rPr>
+          <w:rFonts w:ascii="Arial" w:hAnsi="Arial" w:cs="Arial"/>
+        </w:rPr>
+        <w:t>rder, or any rule or practice direction, requires a party to file or serve a document which can be uploaded to the digital portal the document must be uploaded to the digital portal (and need not separately be filed or served).</w:t>
       </w:r>
     </w:p>
     <w:p>
@@ -1597,7 +1609,29 @@
           <w:lang w:eastAsia="en-GB"/>
           <w14:ligatures w14:val="none"/>
         </w:rPr>
-        <w:t>This order has been made without hearing. Each party has the right to apply to have</w:t>
+        <w:t xml:space="preserve">This </w:t>
+      </w:r>
+      <w:r>
+        <w:rPr>
+          <w:rFonts w:ascii="Arial" w:eastAsia="Times New Roman" w:hAnsi="Arial" w:cs="Arial"/>
+          <w:b/>
+          <w:bCs/>
+          <w:kern w:val="0"/>
+          <w:lang w:eastAsia="en-GB"/>
+          <w14:ligatures w14:val="none"/>
+        </w:rPr>
+        <w:t>O</w:t>
+      </w:r>
+      <w:r>
+        <w:rPr>
+          <w:rFonts w:ascii="Arial" w:eastAsia="Times New Roman" w:hAnsi="Arial" w:cs="Arial"/>
+          <w:b/>
+          <w:bCs/>
+          <w:kern w:val="0"/>
+          <w:lang w:eastAsia="en-GB"/>
+          <w14:ligatures w14:val="none"/>
+        </w:rPr>
+        <w:t>rder has been made without hearing. Each party has the right to apply to have</w:t>
       </w:r>
     </w:p>
     <w:p>
